--- a/docs/最终实验报告_2026-10-26_交付版.docx
+++ b/docs/最终实验报告_2026-10-26_交付版.docx
@@ -3352,7 +3352,7 @@
           <w:color w:val="1F2937"/>
           <w:sz w:val="21"/>
         </w:rPr>
-        <w:t>高级案例 ADV_SECOND_SQLI 采用“先写入受控昵称、再经独立读取路径拼接查询”的二阶数据流。模型会话截图只说明模型对代码的结构化审计与 POC 文本建议；动态对照由独立本地检查脚本完成，并且不把截图本身解释为漏洞已触发。</w:t>
+        <w:t>高级案例 ADV_SECOND_SQLI 采用“先写入受控昵称、再经独立读取路径拼接查询”的二阶数据流。模型会话截图只说明模型对代码的结构化审计与 POC 文本建议；四条 ADV 记录的 poc_execution 均为 not_run。动态对照由独立本地检查脚本完成，并且不把截图本身解释为漏洞已触发。</w:t>
       </w:r>
     </w:p>
     <w:p>

--- a/docs/最终实验报告_2026-10-26_交付版.docx
+++ b/docs/最终实验报告_2026-10-26_交付版.docx
@@ -6125,7 +6125,7 @@
           <w:color w:val="1F2937"/>
           <w:sz w:val="21"/>
         </w:rPr>
-        <w:t>S001 官方 8 条采用独立的网页默认/快速模式会话。每条保存模型原文、输入、DOM 回答、截图、元数据和 POC 执行结果；A 对输入/原文哈希、JSON、会话截图和 loopback 限制完成自主复核，并在本机对 8 条模型 POC 逐条复跑，均以 exit code 0 结束。该批记录与早期存在绑定缺陷的历史 S001 文件并存，不覆盖历史证据。</w:t>
+        <w:t>S001 官方 8 条采用 D 操作的八个不同网页默认/快速模式会话。每条保存模型原文、输入、DOM 回答、截图、元数据和 POC 执行结果；A 对输入/原文哈希、JSON、会话截图和 loopback 限制完成项目内自审，并在本机对 8 条模型 POC 逐条复跑。八条均以 exit code 0 结束；同时，普通请求与测试请求在 Alice、Bob、Carol 记录或真假条件响应上出现预期业务差异，因此触发结论不只依据退出码。plan 如实记录 operator=D、reviewer=A_self_review，不声称 C 独立复核通过。该批记录与早期存在绑定缺陷的历史 S001 文件并存，不覆盖历史证据。</w:t>
       </w:r>
     </w:p>
     <w:p>
